--- a/mokdong3/2fin/word/MDJ3_L5-L8_ByPart_Compact_A4.docx
+++ b/mokdong3/2fin/word/MDJ3_L5-L8_ByPart_Compact_A4.docx
@@ -340,8 +340,8 @@
     </w:tbl>
     <w:p>
       <w:pPr>
+        <w:shd w:val="clear" w:color="auto" w:fill="FFF4D6"/>
         <w:spacing w:before="60" w:after="60"/>
-        <w:shd w:val="clear" w:color="auto" w:fill="FFF4D6"/>
       </w:pPr>
       <w:r>
         <w:rPr>
@@ -2593,8 +2593,8 @@
     </w:tbl>
     <w:p>
       <w:pPr>
+        <w:shd w:val="clear" w:color="auto" w:fill="FFF4D6"/>
         <w:spacing w:before="60" w:after="60"/>
-        <w:shd w:val="clear" w:color="auto" w:fill="FFF4D6"/>
       </w:pPr>
       <w:r>
         <w:rPr>
@@ -4986,8 +4986,8 @@
     </w:tbl>
     <w:p>
       <w:pPr>
+        <w:shd w:val="clear" w:color="auto" w:fill="FFF4D6"/>
         <w:spacing w:before="60" w:after="60"/>
-        <w:shd w:val="clear" w:color="auto" w:fill="FFF4D6"/>
       </w:pPr>
       <w:r>
         <w:rPr>
@@ -6583,8 +6583,8 @@
     </w:tbl>
     <w:p>
       <w:pPr>
+        <w:shd w:val="clear" w:color="auto" w:fill="FFF4D6"/>
         <w:spacing w:before="60" w:after="60"/>
-        <w:shd w:val="clear" w:color="auto" w:fill="FFF4D6"/>
       </w:pPr>
       <w:r>
         <w:rPr>
@@ -7823,8 +7823,8 @@
     </w:tbl>
     <w:p>
       <w:pPr>
+        <w:shd w:val="clear" w:color="auto" w:fill="FFF4D6"/>
         <w:spacing w:before="60" w:after="60"/>
-        <w:shd w:val="clear" w:color="auto" w:fill="FFF4D6"/>
       </w:pPr>
       <w:r>
         <w:rPr>
@@ -9364,8 +9364,8 @@
     </w:tbl>
     <w:p>
       <w:pPr>
+        <w:shd w:val="clear" w:color="auto" w:fill="FFF4D6"/>
         <w:spacing w:before="60" w:after="60"/>
-        <w:shd w:val="clear" w:color="auto" w:fill="FFF4D6"/>
       </w:pPr>
       <w:r>
         <w:rPr>
@@ -10507,8 +10507,8 @@
     </w:tbl>
     <w:p>
       <w:pPr>
+        <w:shd w:val="clear" w:color="auto" w:fill="FFF4D6"/>
         <w:spacing w:before="60" w:after="60"/>
-        <w:shd w:val="clear" w:color="auto" w:fill="FFF4D6"/>
       </w:pPr>
       <w:r>
         <w:rPr>
@@ -11395,8 +11395,8 @@
     </w:tbl>
     <w:p>
       <w:pPr>
+        <w:shd w:val="clear" w:color="auto" w:fill="FFF4D6"/>
         <w:spacing w:before="60" w:after="60"/>
-        <w:shd w:val="clear" w:color="auto" w:fill="FFF4D6"/>
       </w:pPr>
       <w:r>
         <w:rPr>
@@ -12488,8 +12488,8 @@
     </w:tbl>
     <w:p>
       <w:pPr>
+        <w:shd w:val="clear" w:color="auto" w:fill="FFF4D6"/>
         <w:spacing w:before="60" w:after="60"/>
-        <w:shd w:val="clear" w:color="auto" w:fill="FFF4D6"/>
       </w:pPr>
       <w:r>
         <w:rPr>
@@ -13600,8 +13600,8 @@
     </w:tbl>
     <w:p>
       <w:pPr>
+        <w:shd w:val="clear" w:color="auto" w:fill="FFF4D6"/>
         <w:spacing w:before="60" w:after="60"/>
-        <w:shd w:val="clear" w:color="auto" w:fill="FFF4D6"/>
       </w:pPr>
       <w:r>
         <w:rPr>
@@ -14715,8 +14715,8 @@
     </w:tbl>
     <w:p>
       <w:pPr>
+        <w:shd w:val="clear" w:color="auto" w:fill="FFF4D6"/>
         <w:spacing w:before="60" w:after="60"/>
-        <w:shd w:val="clear" w:color="auto" w:fill="FFF4D6"/>
       </w:pPr>
       <w:r>
         <w:rPr>
@@ -17997,8 +17997,8 @@
     </w:tbl>
     <w:p>
       <w:pPr>
+        <w:shd w:val="clear" w:color="auto" w:fill="FFF4D6"/>
         <w:spacing w:before="60" w:after="60"/>
-        <w:shd w:val="clear" w:color="auto" w:fill="FFF4D6"/>
       </w:pPr>
       <w:r>
         <w:rPr>
@@ -20530,8 +20530,8 @@
     </w:tbl>
     <w:p>
       <w:pPr>
+        <w:shd w:val="clear" w:color="auto" w:fill="FFF4D6"/>
         <w:spacing w:before="60" w:after="60"/>
-        <w:shd w:val="clear" w:color="auto" w:fill="FFF4D6"/>
       </w:pPr>
       <w:r>
         <w:rPr>
@@ -20580,8 +20580,8 @@
       </w:tblGrid>
       <w:tr>
         <w:trPr>
+          <w:trHeight w:val="360" w:hRule="atLeast"/>
           <w:tblHeader/>
-          <w:trHeight w:val="360" w:hRule="atLeast"/>
         </w:trPr>
         <w:tc>
           <w:tcPr>
@@ -23457,8 +23457,8 @@
     </w:tbl>
     <w:p>
       <w:pPr>
+        <w:shd w:val="clear" w:color="auto" w:fill="FFF4D6"/>
         <w:spacing w:before="60" w:after="60"/>
-        <w:shd w:val="clear" w:color="auto" w:fill="FFF4D6"/>
       </w:pPr>
       <w:r>
         <w:rPr>
@@ -25290,8 +25290,8 @@
     </w:tbl>
     <w:p>
       <w:pPr>
+        <w:shd w:val="clear" w:color="auto" w:fill="FFF4D6"/>
         <w:spacing w:before="60" w:after="60"/>
-        <w:shd w:val="clear" w:color="auto" w:fill="FFF4D6"/>
       </w:pPr>
       <w:r>
         <w:rPr>
@@ -27519,8 +27519,8 @@
     </w:tbl>
     <w:p>
       <w:pPr>
+        <w:shd w:val="clear" w:color="auto" w:fill="FFF4D6"/>
         <w:spacing w:before="60" w:after="60"/>
-        <w:shd w:val="clear" w:color="auto" w:fill="FFF4D6"/>
       </w:pPr>
       <w:r>
         <w:rPr>
@@ -29045,8 +29045,8 @@
     </w:tbl>
     <w:p>
       <w:pPr>
+        <w:shd w:val="clear" w:color="auto" w:fill="FFF4D6"/>
         <w:spacing w:before="60" w:after="60"/>
-        <w:shd w:val="clear" w:color="auto" w:fill="FFF4D6"/>
       </w:pPr>
       <w:r>
         <w:rPr>
@@ -30822,8 +30822,8 @@
     </w:tbl>
     <w:p>
       <w:pPr>
+        <w:shd w:val="clear" w:color="auto" w:fill="FFF4D6"/>
         <w:spacing w:before="60" w:after="60"/>
-        <w:shd w:val="clear" w:color="auto" w:fill="FFF4D6"/>
       </w:pPr>
       <w:r>
         <w:rPr>
@@ -32742,8 +32742,8 @@
     </w:tbl>
     <w:p>
       <w:pPr>
+        <w:shd w:val="clear" w:color="auto" w:fill="FFF4D6"/>
         <w:spacing w:before="60" w:after="60"/>
-        <w:shd w:val="clear" w:color="auto" w:fill="FFF4D6"/>
       </w:pPr>
       <w:r>
         <w:rPr>
@@ -33680,8 +33680,8 @@
     </w:tbl>
     <w:p>
       <w:pPr>
+        <w:shd w:val="clear" w:color="auto" w:fill="FFF4D6"/>
         <w:spacing w:before="60" w:after="60"/>
-        <w:shd w:val="clear" w:color="auto" w:fill="FFF4D6"/>
       </w:pPr>
       <w:r>
         <w:rPr>
@@ -35552,8 +35552,8 @@
     </w:tbl>
     <w:p>
       <w:pPr>
+        <w:shd w:val="clear" w:color="auto" w:fill="FFF4D6"/>
         <w:spacing w:before="60" w:after="60"/>
-        <w:shd w:val="clear" w:color="auto" w:fill="FFF4D6"/>
       </w:pPr>
       <w:r>
         <w:rPr>
@@ -37477,8 +37477,8 @@
     </w:tbl>
     <w:p>
       <w:pPr>
+        <w:shd w:val="clear" w:color="auto" w:fill="FFF4D6"/>
         <w:spacing w:before="60" w:after="60"/>
-        <w:shd w:val="clear" w:color="auto" w:fill="FFF4D6"/>
       </w:pPr>
       <w:r>
         <w:rPr>
@@ -38785,8 +38785,8 @@
     </w:tbl>
     <w:p>
       <w:pPr>
+        <w:shd w:val="clear" w:color="auto" w:fill="FFF4D6"/>
         <w:spacing w:before="60" w:after="60"/>
-        <w:shd w:val="clear" w:color="auto" w:fill="FFF4D6"/>
       </w:pPr>
       <w:r>
         <w:rPr>
@@ -40321,8 +40321,8 @@
     </w:tbl>
     <w:p>
       <w:pPr>
+        <w:shd w:val="clear" w:color="auto" w:fill="FFF4D6"/>
         <w:spacing w:before="60" w:after="60"/>
-        <w:shd w:val="clear" w:color="auto" w:fill="FFF4D6"/>
       </w:pPr>
       <w:r>
         <w:rPr>
